--- a/FP/VP527277/Final/JCE_FP_VP527277_Final_RevF.docx
+++ b/FP/VP527277/Final/JCE_FP_VP527277_Final_RevF.docx
@@ -85,14 +85,15 @@
     <w:tbl>
       <w:tblPr>
         <w:tblStyle w:val="TableGrid"/>
-        <w:tblW w:type="auto" w:w="0"/>
+        <w:tblLayout w:type="fixed"/>
         <w:tblLook w:firstColumn="1" w:firstRow="1" w:lastColumn="0" w:lastRow="0" w:noHBand="0" w:noVBand="1" w:val="04A0"/>
+        <w:tblW w:w="9412" w:type="dxa"/>
       </w:tblPr>
       <w:tblGrid>
-        <w:gridCol w:w="2353"/>
-        <w:gridCol w:w="2353"/>
-        <w:gridCol w:w="2353"/>
-        <w:gridCol w:w="2353"/>
+        <w:gridCol w:w="1814"/>
+        <w:gridCol w:w="2721"/>
+        <w:gridCol w:w="1701"/>
+        <w:gridCol w:w="3175"/>
       </w:tblGrid>
       <w:tr>
         <w:trPr>
@@ -450,7 +451,11 @@
         </w:tc>
       </w:tr>
     </w:tbl>
-    <w:p/>
+    <w:p>
+      <w:r>
+        <w:br w:type="page"/>
+      </w:r>
+    </w:p>
     <w:p>
       <w:pPr>
         <w:keepNext/>
@@ -640,15 +645,16 @@
     <w:tbl>
       <w:tblPr>
         <w:tblStyle w:val="TableGrid"/>
-        <w:tblW w:type="auto" w:w="0"/>
         <w:jc w:val="center"/>
+        <w:tblLayout w:type="fixed"/>
         <w:tblLook w:firstColumn="1" w:firstRow="1" w:lastColumn="0" w:lastRow="0" w:noHBand="0" w:noVBand="1" w:val="04A0"/>
+        <w:tblW w:w="9298" w:type="dxa"/>
       </w:tblPr>
       <w:tblGrid>
-        <w:gridCol w:w="2353"/>
-        <w:gridCol w:w="2353"/>
-        <w:gridCol w:w="2353"/>
-        <w:gridCol w:w="2353"/>
+        <w:gridCol w:w="1927"/>
+        <w:gridCol w:w="2381"/>
+        <w:gridCol w:w="2381"/>
+        <w:gridCol w:w="2608"/>
       </w:tblGrid>
       <w:tr>
         <w:trPr>
@@ -1848,16 +1854,405 @@
         <w:t>JCE will deliver Year 1 in six stages keyed to Council's payment milestones. No work starts on site until Council releases the hold points in writing. The partners work under JCE's direction and quality control; the valuation is prepared with the valuer and signed by the valuer.</w:t>
       </w:r>
     </w:p>
+    <w:p>
+      <w:r>
+        <w:rPr>
+          <w:b w:val="0"/>
+          <w:i w:val="0"/>
+        </w:rPr>
+        <w:t>Where Schedule 6 is answered:</w:t>
+      </w:r>
+    </w:p>
     <w:tbl>
       <w:tblPr>
         <w:tblStyle w:val="TableGrid"/>
-        <w:tblW w:type="auto" w:w="0"/>
         <w:jc w:val="center"/>
+        <w:tblLayout w:type="fixed"/>
         <w:tblLook w:firstColumn="1" w:firstRow="1" w:lastColumn="0" w:lastRow="0" w:noHBand="0" w:noVBand="1" w:val="04A0"/>
+        <w:tblW w:w="9298" w:type="dxa"/>
       </w:tblPr>
       <w:tblGrid>
-        <w:gridCol w:w="4706"/>
-        <w:gridCol w:w="4706"/>
+        <w:gridCol w:w="4195"/>
+        <w:gridCol w:w="5103"/>
+      </w:tblGrid>
+      <w:tr>
+        <w:trPr>
+          <w:tblHeader/>
+          <w:cantSplit/>
+        </w:trPr>
+        <w:tc>
+          <w:tcPr>
+            <w:tcW w:type="dxa" w:w="4195"/>
+            <w:shd w:val="clear" w:color="auto" w:fill="1A1A1A"/>
+          </w:tcPr>
+          <w:p>
+            <w:pPr>
+              <w:keepNext/>
+            </w:pPr>
+            <w:r/>
+            <w:r>
+              <w:rPr>
+                <w:b/>
+                <w:i w:val="0"/>
+                <w:color w:val="FFFFFF"/>
+                <w:sz w:val="18"/>
+              </w:rPr>
+              <w:t>Schedule 6 item</w:t>
+            </w:r>
+          </w:p>
+        </w:tc>
+        <w:tc>
+          <w:tcPr>
+            <w:tcW w:type="dxa" w:w="5102"/>
+            <w:shd w:val="clear" w:color="auto" w:fill="1A1A1A"/>
+          </w:tcPr>
+          <w:p>
+            <w:pPr>
+              <w:keepNext/>
+            </w:pPr>
+            <w:r/>
+            <w:r>
+              <w:rPr>
+                <w:b/>
+                <w:i w:val="0"/>
+                <w:color w:val="FFFFFF"/>
+                <w:sz w:val="18"/>
+              </w:rPr>
+              <w:t>Section of this proposal</w:t>
+            </w:r>
+          </w:p>
+        </w:tc>
+      </w:tr>
+      <w:tr>
+        <w:trPr>
+          <w:cantSplit/>
+        </w:trPr>
+        <w:tc>
+          <w:tcPr>
+            <w:tcW w:type="dxa" w:w="4195"/>
+          </w:tcPr>
+          <w:p>
+            <w:pPr>
+              <w:keepNext/>
+              <w:spacing w:after="20"/>
+            </w:pPr>
+            <w:r/>
+            <w:r>
+              <w:rPr>
+                <w:b w:val="0"/>
+                <w:i w:val="0"/>
+                <w:sz w:val="18"/>
+              </w:rPr>
+              <w:t>1. Dates for completion</w:t>
+            </w:r>
+          </w:p>
+        </w:tc>
+        <w:tc>
+          <w:tcPr>
+            <w:tcW w:type="dxa" w:w="5102"/>
+          </w:tcPr>
+          <w:p>
+            <w:pPr>
+              <w:keepNext/>
+              <w:spacing w:after="20"/>
+            </w:pPr>
+            <w:r/>
+            <w:r>
+              <w:rPr>
+                <w:b w:val="0"/>
+                <w:i w:val="0"/>
+                <w:sz w:val="18"/>
+              </w:rPr>
+              <w:t>4.0 Program (milestone table and Gantt chart)</w:t>
+            </w:r>
+          </w:p>
+        </w:tc>
+      </w:tr>
+      <w:tr>
+        <w:trPr>
+          <w:cantSplit/>
+        </w:trPr>
+        <w:tc>
+          <w:tcPr>
+            <w:tcW w:type="dxa" w:w="4195"/>
+          </w:tcPr>
+          <w:p>
+            <w:pPr>
+              <w:keepNext/>
+              <w:spacing w:after="20"/>
+            </w:pPr>
+            <w:r/>
+            <w:r>
+              <w:rPr>
+                <w:b w:val="0"/>
+                <w:i w:val="0"/>
+                <w:sz w:val="18"/>
+              </w:rPr>
+              <w:t>2. Understanding, complexities, asset classes and rating system</w:t>
+            </w:r>
+          </w:p>
+        </w:tc>
+        <w:tc>
+          <w:tcPr>
+            <w:tcW w:type="dxa" w:w="5102"/>
+          </w:tcPr>
+          <w:p>
+            <w:pPr>
+              <w:keepNext/>
+              <w:spacing w:after="20"/>
+            </w:pPr>
+            <w:r/>
+            <w:r>
+              <w:rPr>
+                <w:b w:val="0"/>
+                <w:i w:val="0"/>
+                <w:sz w:val="18"/>
+              </w:rPr>
+              <w:t>1.0 Project understanding; 2.0 Stages 2 to 4</w:t>
+            </w:r>
+          </w:p>
+        </w:tc>
+      </w:tr>
+      <w:tr>
+        <w:trPr>
+          <w:cantSplit/>
+        </w:trPr>
+        <w:tc>
+          <w:tcPr>
+            <w:tcW w:type="dxa" w:w="4195"/>
+          </w:tcPr>
+          <w:p>
+            <w:pPr>
+              <w:keepNext/>
+              <w:spacing w:after="20"/>
+            </w:pPr>
+            <w:r/>
+            <w:r>
+              <w:rPr>
+                <w:b w:val="0"/>
+                <w:i w:val="0"/>
+                <w:sz w:val="18"/>
+              </w:rPr>
+              <w:t>3. Inspection method and use of technology</w:t>
+            </w:r>
+          </w:p>
+        </w:tc>
+        <w:tc>
+          <w:tcPr>
+            <w:tcW w:type="dxa" w:w="5102"/>
+          </w:tcPr>
+          <w:p>
+            <w:pPr>
+              <w:keepNext/>
+              <w:spacing w:after="20"/>
+            </w:pPr>
+            <w:r/>
+            <w:r>
+              <w:rPr>
+                <w:b w:val="0"/>
+                <w:i w:val="0"/>
+                <w:sz w:val="18"/>
+              </w:rPr>
+              <w:t>2.0 Stage 3</w:t>
+            </w:r>
+          </w:p>
+        </w:tc>
+      </w:tr>
+      <w:tr>
+        <w:trPr>
+          <w:cantSplit/>
+        </w:trPr>
+        <w:tc>
+          <w:tcPr>
+            <w:tcW w:type="dxa" w:w="4195"/>
+          </w:tcPr>
+          <w:p>
+            <w:pPr>
+              <w:keepNext/>
+              <w:spacing w:after="20"/>
+            </w:pPr>
+            <w:r/>
+            <w:r>
+              <w:rPr>
+                <w:b w:val="0"/>
+                <w:i w:val="0"/>
+                <w:sz w:val="18"/>
+              </w:rPr>
+              <w:t>4. Timeframe and Gantt chart with contingency</w:t>
+            </w:r>
+          </w:p>
+        </w:tc>
+        <w:tc>
+          <w:tcPr>
+            <w:tcW w:type="dxa" w:w="5102"/>
+          </w:tcPr>
+          <w:p>
+            <w:pPr>
+              <w:keepNext/>
+              <w:spacing w:after="20"/>
+            </w:pPr>
+            <w:r/>
+            <w:r>
+              <w:rPr>
+                <w:b w:val="0"/>
+                <w:i w:val="0"/>
+                <w:sz w:val="18"/>
+              </w:rPr>
+              <w:t>4.0 Program, Figure 1</w:t>
+            </w:r>
+          </w:p>
+        </w:tc>
+      </w:tr>
+      <w:tr>
+        <w:trPr>
+          <w:cantSplit/>
+        </w:trPr>
+        <w:tc>
+          <w:tcPr>
+            <w:tcW w:type="dxa" w:w="4195"/>
+          </w:tcPr>
+          <w:p>
+            <w:pPr>
+              <w:keepNext/>
+              <w:spacing w:after="20"/>
+            </w:pPr>
+            <w:r/>
+            <w:r>
+              <w:rPr>
+                <w:b w:val="0"/>
+                <w:i w:val="0"/>
+                <w:sz w:val="18"/>
+              </w:rPr>
+              <w:t>5. QA/QC process</w:t>
+            </w:r>
+          </w:p>
+        </w:tc>
+        <w:tc>
+          <w:tcPr>
+            <w:tcW w:type="dxa" w:w="5102"/>
+          </w:tcPr>
+          <w:p>
+            <w:pPr>
+              <w:keepNext/>
+              <w:spacing w:after="20"/>
+            </w:pPr>
+            <w:r/>
+            <w:r>
+              <w:rPr>
+                <w:b w:val="0"/>
+                <w:i w:val="0"/>
+                <w:sz w:val="18"/>
+              </w:rPr>
+              <w:t>2.0 Quality assurance and quality control</w:t>
+            </w:r>
+          </w:p>
+        </w:tc>
+      </w:tr>
+      <w:tr>
+        <w:trPr>
+          <w:cantSplit/>
+        </w:trPr>
+        <w:tc>
+          <w:tcPr>
+            <w:tcW w:type="dxa" w:w="4195"/>
+          </w:tcPr>
+          <w:p>
+            <w:pPr>
+              <w:keepNext/>
+              <w:spacing w:after="20"/>
+            </w:pPr>
+            <w:r/>
+            <w:r>
+              <w:rPr>
+                <w:b w:val="0"/>
+                <w:i w:val="0"/>
+                <w:sz w:val="18"/>
+              </w:rPr>
+              <w:t>6. Data management, reporting and integration</w:t>
+            </w:r>
+          </w:p>
+        </w:tc>
+        <w:tc>
+          <w:tcPr>
+            <w:tcW w:type="dxa" w:w="5102"/>
+          </w:tcPr>
+          <w:p>
+            <w:pPr>
+              <w:keepNext/>
+              <w:spacing w:after="20"/>
+            </w:pPr>
+            <w:r/>
+            <w:r>
+              <w:rPr>
+                <w:b w:val="0"/>
+                <w:i w:val="0"/>
+                <w:sz w:val="18"/>
+              </w:rPr>
+              <w:t>2.0 Data management, reporting and integration; 3.0 Deliverables</w:t>
+            </w:r>
+          </w:p>
+        </w:tc>
+      </w:tr>
+      <w:tr>
+        <w:trPr>
+          <w:cantSplit/>
+        </w:trPr>
+        <w:tc>
+          <w:tcPr>
+            <w:tcW w:type="dxa" w:w="4195"/>
+          </w:tcPr>
+          <w:p>
+            <w:pPr>
+              <w:spacing w:after="20"/>
+            </w:pPr>
+            <w:r/>
+            <w:r>
+              <w:rPr>
+                <w:b w:val="0"/>
+                <w:i w:val="0"/>
+                <w:sz w:val="18"/>
+              </w:rPr>
+              <w:t>7. Key risks and mitigation</w:t>
+            </w:r>
+          </w:p>
+        </w:tc>
+        <w:tc>
+          <w:tcPr>
+            <w:tcW w:type="dxa" w:w="5102"/>
+          </w:tcPr>
+          <w:p>
+            <w:pPr>
+              <w:spacing w:after="20"/>
+            </w:pPr>
+            <w:r/>
+            <w:r>
+              <w:rPr>
+                <w:b w:val="0"/>
+                <w:i w:val="0"/>
+                <w:sz w:val="18"/>
+              </w:rPr>
+              <w:t>2.0 Key risks and mitigation</w:t>
+            </w:r>
+          </w:p>
+        </w:tc>
+      </w:tr>
+    </w:tbl>
+    <w:p>
+      <w:pPr>
+        <w:spacing w:after="40"/>
+      </w:pPr>
+    </w:p>
+    <w:tbl>
+      <w:tblPr>
+        <w:tblStyle w:val="TableGrid"/>
+        <w:jc w:val="center"/>
+        <w:tblLayout w:type="fixed"/>
+        <w:tblLook w:firstColumn="1" w:firstRow="1" w:lastColumn="0" w:lastRow="0" w:noHBand="0" w:noVBand="1" w:val="04A0"/>
+        <w:tblW w:w="9298" w:type="dxa"/>
+      </w:tblPr>
+      <w:tblGrid>
+        <w:gridCol w:w="2268"/>
+        <w:gridCol w:w="7030"/>
       </w:tblGrid>
       <w:tr>
         <w:trPr>
@@ -2749,13 +3144,14 @@
     <w:tbl>
       <w:tblPr>
         <w:tblStyle w:val="TableGrid"/>
-        <w:tblW w:type="auto" w:w="0"/>
         <w:jc w:val="center"/>
+        <w:tblLayout w:type="fixed"/>
         <w:tblLook w:firstColumn="1" w:firstRow="1" w:lastColumn="0" w:lastRow="0" w:noHBand="0" w:noVBand="1" w:val="04A0"/>
+        <w:tblW w:w="9298" w:type="dxa"/>
       </w:tblPr>
       <w:tblGrid>
-        <w:gridCol w:w="4706"/>
-        <w:gridCol w:w="4706"/>
+        <w:gridCol w:w="2948"/>
+        <w:gridCol w:w="6350"/>
       </w:tblGrid>
       <w:tr>
         <w:trPr>
@@ -3154,14 +3550,15 @@
     <w:tbl>
       <w:tblPr>
         <w:tblStyle w:val="TableGrid"/>
-        <w:tblW w:type="auto" w:w="0"/>
         <w:jc w:val="center"/>
+        <w:tblLayout w:type="fixed"/>
         <w:tblLook w:firstColumn="1" w:firstRow="1" w:lastColumn="0" w:lastRow="0" w:noHBand="0" w:noVBand="1" w:val="04A0"/>
+        <w:tblW w:w="9298" w:type="dxa"/>
       </w:tblPr>
       <w:tblGrid>
-        <w:gridCol w:w="3137"/>
-        <w:gridCol w:w="3137"/>
-        <w:gridCol w:w="3137"/>
+        <w:gridCol w:w="5443"/>
+        <w:gridCol w:w="2041"/>
+        <w:gridCol w:w="1814"/>
       </w:tblGrid>
       <w:tr>
         <w:trPr>
@@ -3850,13 +4247,14 @@
     <w:tbl>
       <w:tblPr>
         <w:tblStyle w:val="TableGrid"/>
-        <w:tblW w:type="auto" w:w="0"/>
         <w:jc w:val="center"/>
+        <w:tblLayout w:type="fixed"/>
         <w:tblLook w:firstColumn="1" w:firstRow="1" w:lastColumn="0" w:lastRow="0" w:noHBand="0" w:noVBand="1" w:val="04A0"/>
+        <w:tblW w:w="9298" w:type="dxa"/>
       </w:tblPr>
       <w:tblGrid>
-        <w:gridCol w:w="4706"/>
-        <w:gridCol w:w="4706"/>
+        <w:gridCol w:w="5896"/>
+        <w:gridCol w:w="3402"/>
       </w:tblGrid>
       <w:tr>
         <w:trPr>
@@ -4746,14 +5144,15 @@
     <w:tbl>
       <w:tblPr>
         <w:tblStyle w:val="TableGrid"/>
-        <w:tblW w:type="auto" w:w="0"/>
         <w:jc w:val="center"/>
+        <w:tblLayout w:type="fixed"/>
         <w:tblLook w:firstColumn="1" w:firstRow="1" w:lastColumn="0" w:lastRow="0" w:noHBand="0" w:noVBand="1" w:val="04A0"/>
+        <w:tblW w:w="9298" w:type="dxa"/>
       </w:tblPr>
       <w:tblGrid>
-        <w:gridCol w:w="3137"/>
-        <w:gridCol w:w="3137"/>
-        <w:gridCol w:w="3137"/>
+        <w:gridCol w:w="2494"/>
+        <w:gridCol w:w="2835"/>
+        <w:gridCol w:w="3969"/>
       </w:tblGrid>
       <w:tr>
         <w:trPr>
@@ -5114,14 +5513,15 @@
     <w:tbl>
       <w:tblPr>
         <w:tblStyle w:val="TableGrid"/>
-        <w:tblW w:type="auto" w:w="0"/>
         <w:jc w:val="center"/>
+        <w:tblLayout w:type="fixed"/>
         <w:tblLook w:firstColumn="1" w:firstRow="1" w:lastColumn="0" w:lastRow="0" w:noHBand="0" w:noVBand="1" w:val="04A0"/>
+        <w:tblW w:w="9298" w:type="dxa"/>
       </w:tblPr>
       <w:tblGrid>
-        <w:gridCol w:w="3137"/>
-        <w:gridCol w:w="3137"/>
-        <w:gridCol w:w="3137"/>
+        <w:gridCol w:w="1474"/>
+        <w:gridCol w:w="6010"/>
+        <w:gridCol w:w="1814"/>
       </w:tblGrid>
       <w:tr>
         <w:trPr>
@@ -6140,14 +6540,15 @@
     <w:tbl>
       <w:tblPr>
         <w:tblStyle w:val="TableGrid"/>
-        <w:tblW w:type="auto" w:w="0"/>
         <w:jc w:val="center"/>
+        <w:tblLayout w:type="fixed"/>
         <w:tblLook w:firstColumn="1" w:firstRow="1" w:lastColumn="0" w:lastRow="0" w:noHBand="0" w:noVBand="1" w:val="04A0"/>
+        <w:tblW w:w="9298" w:type="dxa"/>
       </w:tblPr>
       <w:tblGrid>
-        <w:gridCol w:w="3137"/>
-        <w:gridCol w:w="3137"/>
-        <w:gridCol w:w="3137"/>
+        <w:gridCol w:w="793"/>
+        <w:gridCol w:w="6463"/>
+        <w:gridCol w:w="2041"/>
       </w:tblGrid>
       <w:tr>
         <w:trPr>
@@ -6758,14 +7159,15 @@
     <w:tbl>
       <w:tblPr>
         <w:tblStyle w:val="TableGrid"/>
-        <w:tblW w:type="auto" w:w="0"/>
         <w:jc w:val="center"/>
+        <w:tblLayout w:type="fixed"/>
         <w:tblLook w:firstColumn="1" w:firstRow="1" w:lastColumn="0" w:lastRow="0" w:noHBand="0" w:noVBand="1" w:val="04A0"/>
+        <w:tblW w:w="9298" w:type="dxa"/>
       </w:tblPr>
       <w:tblGrid>
-        <w:gridCol w:w="3137"/>
-        <w:gridCol w:w="3137"/>
-        <w:gridCol w:w="3137"/>
+        <w:gridCol w:w="907"/>
+        <w:gridCol w:w="6350"/>
+        <w:gridCol w:w="2041"/>
       </w:tblGrid>
       <w:tr>
         <w:trPr>
@@ -6779,7 +7181,7 @@
           </w:tcPr>
           <w:p>
             <w:pPr>
-              <w:keepNext w:val="0"/>
+              <w:keepNext/>
             </w:pPr>
             <w:r/>
             <w:r>
@@ -6800,7 +7202,7 @@
           </w:tcPr>
           <w:p>
             <w:pPr>
-              <w:keepNext w:val="0"/>
+              <w:keepNext/>
             </w:pPr>
             <w:r/>
             <w:r>
@@ -6821,7 +7223,7 @@
           </w:tcPr>
           <w:p>
             <w:pPr>
-              <w:keepNext w:val="0"/>
+              <w:keepNext/>
             </w:pPr>
             <w:r/>
             <w:r>
@@ -6846,7 +7248,7 @@
           </w:tcPr>
           <w:p>
             <w:pPr>
-              <w:keepNext w:val="0"/>
+              <w:keepNext/>
               <w:spacing w:after="20"/>
             </w:pPr>
             <w:r/>
@@ -6866,7 +7268,7 @@
           </w:tcPr>
           <w:p>
             <w:pPr>
-              <w:keepNext w:val="0"/>
+              <w:keepNext/>
               <w:spacing w:after="20"/>
             </w:pPr>
             <w:r/>
@@ -6886,7 +7288,7 @@
           </w:tcPr>
           <w:p>
             <w:pPr>
-              <w:keepNext w:val="0"/>
+              <w:keepNext/>
               <w:spacing w:after="20"/>
               <w:jc w:val="right"/>
             </w:pPr>
@@ -6912,7 +7314,7 @@
           </w:tcPr>
           <w:p>
             <w:pPr>
-              <w:keepNext w:val="0"/>
+              <w:keepNext/>
               <w:spacing w:after="20"/>
             </w:pPr>
             <w:r/>
@@ -6932,7 +7334,7 @@
           </w:tcPr>
           <w:p>
             <w:pPr>
-              <w:keepNext w:val="0"/>
+              <w:keepNext/>
               <w:spacing w:after="20"/>
             </w:pPr>
             <w:r/>
@@ -6952,7 +7354,7 @@
           </w:tcPr>
           <w:p>
             <w:pPr>
-              <w:keepNext w:val="0"/>
+              <w:keepNext/>
               <w:spacing w:after="20"/>
               <w:jc w:val="right"/>
             </w:pPr>
@@ -6978,7 +7380,7 @@
           </w:tcPr>
           <w:p>
             <w:pPr>
-              <w:keepNext w:val="0"/>
+              <w:keepNext/>
               <w:spacing w:after="20"/>
             </w:pPr>
             <w:r/>
@@ -6998,7 +7400,7 @@
           </w:tcPr>
           <w:p>
             <w:pPr>
-              <w:keepNext w:val="0"/>
+              <w:keepNext/>
               <w:spacing w:after="20"/>
             </w:pPr>
             <w:r/>
@@ -7018,7 +7420,7 @@
           </w:tcPr>
           <w:p>
             <w:pPr>
-              <w:keepNext w:val="0"/>
+              <w:keepNext/>
               <w:spacing w:after="20"/>
               <w:jc w:val="right"/>
             </w:pPr>
@@ -7044,7 +7446,7 @@
           </w:tcPr>
           <w:p>
             <w:pPr>
-              <w:keepNext w:val="0"/>
+              <w:keepNext/>
               <w:spacing w:after="20"/>
             </w:pPr>
             <w:r/>
@@ -7064,7 +7466,7 @@
           </w:tcPr>
           <w:p>
             <w:pPr>
-              <w:keepNext w:val="0"/>
+              <w:keepNext/>
               <w:spacing w:after="20"/>
             </w:pPr>
             <w:r/>
@@ -7084,7 +7486,7 @@
           </w:tcPr>
           <w:p>
             <w:pPr>
-              <w:keepNext w:val="0"/>
+              <w:keepNext/>
               <w:spacing w:after="20"/>
               <w:jc w:val="right"/>
             </w:pPr>
@@ -7110,7 +7512,7 @@
           </w:tcPr>
           <w:p>
             <w:pPr>
-              <w:keepNext w:val="0"/>
+              <w:keepNext/>
               <w:spacing w:after="20"/>
             </w:pPr>
             <w:r/>
@@ -7130,7 +7532,7 @@
           </w:tcPr>
           <w:p>
             <w:pPr>
-              <w:keepNext w:val="0"/>
+              <w:keepNext/>
               <w:spacing w:after="20"/>
             </w:pPr>
             <w:r/>
@@ -7150,7 +7552,7 @@
           </w:tcPr>
           <w:p>
             <w:pPr>
-              <w:keepNext w:val="0"/>
+              <w:keepNext/>
               <w:spacing w:after="20"/>
               <w:jc w:val="right"/>
             </w:pPr>
@@ -7176,7 +7578,7 @@
           </w:tcPr>
           <w:p>
             <w:pPr>
-              <w:keepNext w:val="0"/>
+              <w:keepNext/>
               <w:spacing w:after="20"/>
             </w:pPr>
             <w:r/>
@@ -7196,7 +7598,7 @@
           </w:tcPr>
           <w:p>
             <w:pPr>
-              <w:keepNext w:val="0"/>
+              <w:keepNext/>
               <w:spacing w:after="20"/>
             </w:pPr>
             <w:r/>
@@ -7216,7 +7618,7 @@
           </w:tcPr>
           <w:p>
             <w:pPr>
-              <w:keepNext w:val="0"/>
+              <w:keepNext/>
               <w:spacing w:after="20"/>
               <w:jc w:val="right"/>
             </w:pPr>
@@ -7242,7 +7644,7 @@
           </w:tcPr>
           <w:p>
             <w:pPr>
-              <w:keepNext w:val="0"/>
+              <w:keepNext/>
               <w:spacing w:after="20"/>
             </w:pPr>
             <w:r/>
@@ -7262,7 +7664,7 @@
           </w:tcPr>
           <w:p>
             <w:pPr>
-              <w:keepNext w:val="0"/>
+              <w:keepNext/>
               <w:spacing w:after="20"/>
             </w:pPr>
             <w:r/>
@@ -7282,7 +7684,7 @@
           </w:tcPr>
           <w:p>
             <w:pPr>
-              <w:keepNext w:val="0"/>
+              <w:keepNext/>
               <w:spacing w:after="20"/>
               <w:jc w:val="right"/>
             </w:pPr>
@@ -7308,7 +7710,7 @@
           </w:tcPr>
           <w:p>
             <w:pPr>
-              <w:keepNext w:val="0"/>
+              <w:keepNext/>
               <w:spacing w:after="20"/>
             </w:pPr>
             <w:r/>
@@ -7328,7 +7730,7 @@
           </w:tcPr>
           <w:p>
             <w:pPr>
-              <w:keepNext w:val="0"/>
+              <w:keepNext/>
               <w:spacing w:after="20"/>
             </w:pPr>
             <w:r/>
@@ -7348,7 +7750,7 @@
           </w:tcPr>
           <w:p>
             <w:pPr>
-              <w:keepNext w:val="0"/>
+              <w:keepNext/>
               <w:spacing w:after="20"/>
               <w:jc w:val="right"/>
             </w:pPr>
@@ -7374,7 +7776,7 @@
           </w:tcPr>
           <w:p>
             <w:pPr>
-              <w:keepNext w:val="0"/>
+              <w:keepNext/>
               <w:spacing w:after="20"/>
             </w:pPr>
             <w:r/>
@@ -7394,7 +7796,7 @@
           </w:tcPr>
           <w:p>
             <w:pPr>
-              <w:keepNext w:val="0"/>
+              <w:keepNext/>
               <w:spacing w:after="20"/>
             </w:pPr>
             <w:r/>
@@ -7414,7 +7816,7 @@
           </w:tcPr>
           <w:p>
             <w:pPr>
-              <w:keepNext w:val="0"/>
+              <w:keepNext/>
               <w:spacing w:after="20"/>
               <w:jc w:val="right"/>
             </w:pPr>
@@ -7440,7 +7842,7 @@
           </w:tcPr>
           <w:p>
             <w:pPr>
-              <w:keepNext w:val="0"/>
+              <w:keepNext/>
               <w:spacing w:after="20"/>
             </w:pPr>
             <w:r/>
@@ -7460,7 +7862,7 @@
           </w:tcPr>
           <w:p>
             <w:pPr>
-              <w:keepNext w:val="0"/>
+              <w:keepNext/>
               <w:spacing w:after="20"/>
             </w:pPr>
             <w:r/>
@@ -7480,7 +7882,7 @@
           </w:tcPr>
           <w:p>
             <w:pPr>
-              <w:keepNext w:val="0"/>
+              <w:keepNext/>
               <w:spacing w:after="20"/>
               <w:jc w:val="right"/>
             </w:pPr>
@@ -7506,7 +7908,7 @@
           </w:tcPr>
           <w:p>
             <w:pPr>
-              <w:keepNext w:val="0"/>
+              <w:keepNext/>
               <w:spacing w:after="20"/>
             </w:pPr>
             <w:r/>
@@ -7526,7 +7928,7 @@
           </w:tcPr>
           <w:p>
             <w:pPr>
-              <w:keepNext w:val="0"/>
+              <w:keepNext/>
               <w:spacing w:after="20"/>
             </w:pPr>
             <w:r/>
@@ -7546,7 +7948,7 @@
           </w:tcPr>
           <w:p>
             <w:pPr>
-              <w:keepNext w:val="0"/>
+              <w:keepNext/>
               <w:spacing w:after="20"/>
               <w:jc w:val="right"/>
             </w:pPr>
@@ -7636,14 +8038,15 @@
     <w:tbl>
       <w:tblPr>
         <w:tblStyle w:val="TableGrid"/>
-        <w:tblW w:type="auto" w:w="0"/>
         <w:jc w:val="center"/>
+        <w:tblLayout w:type="fixed"/>
         <w:tblLook w:firstColumn="1" w:firstRow="1" w:lastColumn="0" w:lastRow="0" w:noHBand="0" w:noVBand="1" w:val="04A0"/>
+        <w:tblW w:w="9298" w:type="dxa"/>
       </w:tblPr>
       <w:tblGrid>
-        <w:gridCol w:w="3137"/>
-        <w:gridCol w:w="3137"/>
-        <w:gridCol w:w="3137"/>
+        <w:gridCol w:w="793"/>
+        <w:gridCol w:w="6463"/>
+        <w:gridCol w:w="2041"/>
       </w:tblGrid>
       <w:tr>
         <w:trPr>
@@ -7657,7 +8060,7 @@
           </w:tcPr>
           <w:p>
             <w:pPr>
-              <w:keepNext w:val="0"/>
+              <w:keepNext/>
             </w:pPr>
             <w:r/>
             <w:r>
@@ -7678,7 +8081,7 @@
           </w:tcPr>
           <w:p>
             <w:pPr>
-              <w:keepNext w:val="0"/>
+              <w:keepNext/>
             </w:pPr>
             <w:r/>
             <w:r>
@@ -7699,7 +8102,7 @@
           </w:tcPr>
           <w:p>
             <w:pPr>
-              <w:keepNext w:val="0"/>
+              <w:keepNext/>
             </w:pPr>
             <w:r/>
             <w:r>
@@ -7724,7 +8127,7 @@
           </w:tcPr>
           <w:p>
             <w:pPr>
-              <w:keepNext w:val="0"/>
+              <w:keepNext/>
               <w:spacing w:after="20"/>
             </w:pPr>
             <w:r/>
@@ -7744,7 +8147,7 @@
           </w:tcPr>
           <w:p>
             <w:pPr>
-              <w:keepNext w:val="0"/>
+              <w:keepNext/>
               <w:spacing w:after="20"/>
             </w:pPr>
             <w:r/>
@@ -7764,7 +8167,7 @@
           </w:tcPr>
           <w:p>
             <w:pPr>
-              <w:keepNext w:val="0"/>
+              <w:keepNext/>
               <w:spacing w:after="20"/>
               <w:jc w:val="right"/>
             </w:pPr>
@@ -7790,7 +8193,7 @@
           </w:tcPr>
           <w:p>
             <w:pPr>
-              <w:keepNext w:val="0"/>
+              <w:keepNext/>
               <w:spacing w:after="20"/>
             </w:pPr>
             <w:r/>
@@ -7810,7 +8213,7 @@
           </w:tcPr>
           <w:p>
             <w:pPr>
-              <w:keepNext w:val="0"/>
+              <w:keepNext/>
               <w:spacing w:after="20"/>
             </w:pPr>
             <w:r/>
@@ -7830,7 +8233,7 @@
           </w:tcPr>
           <w:p>
             <w:pPr>
-              <w:keepNext w:val="0"/>
+              <w:keepNext/>
               <w:spacing w:after="20"/>
               <w:jc w:val="right"/>
             </w:pPr>
@@ -7856,7 +8259,7 @@
           </w:tcPr>
           <w:p>
             <w:pPr>
-              <w:keepNext w:val="0"/>
+              <w:keepNext/>
               <w:spacing w:after="20"/>
             </w:pPr>
             <w:r/>
@@ -7876,7 +8279,7 @@
           </w:tcPr>
           <w:p>
             <w:pPr>
-              <w:keepNext w:val="0"/>
+              <w:keepNext/>
               <w:spacing w:after="20"/>
             </w:pPr>
             <w:r/>
@@ -7896,7 +8299,7 @@
           </w:tcPr>
           <w:p>
             <w:pPr>
-              <w:keepNext w:val="0"/>
+              <w:keepNext/>
               <w:spacing w:after="20"/>
               <w:jc w:val="right"/>
             </w:pPr>
@@ -7922,7 +8325,7 @@
           </w:tcPr>
           <w:p>
             <w:pPr>
-              <w:keepNext w:val="0"/>
+              <w:keepNext/>
               <w:spacing w:after="20"/>
             </w:pPr>
             <w:r/>
@@ -7942,7 +8345,7 @@
           </w:tcPr>
           <w:p>
             <w:pPr>
-              <w:keepNext w:val="0"/>
+              <w:keepNext/>
               <w:spacing w:after="20"/>
             </w:pPr>
             <w:r/>
@@ -7962,7 +8365,7 @@
           </w:tcPr>
           <w:p>
             <w:pPr>
-              <w:keepNext w:val="0"/>
+              <w:keepNext/>
               <w:spacing w:after="20"/>
               <w:jc w:val="right"/>
             </w:pPr>
@@ -7988,7 +8391,7 @@
           </w:tcPr>
           <w:p>
             <w:pPr>
-              <w:keepNext w:val="0"/>
+              <w:keepNext/>
               <w:spacing w:after="20"/>
             </w:pPr>
             <w:r/>
@@ -8008,7 +8411,7 @@
           </w:tcPr>
           <w:p>
             <w:pPr>
-              <w:keepNext w:val="0"/>
+              <w:keepNext/>
               <w:spacing w:after="20"/>
             </w:pPr>
             <w:r/>
@@ -8028,7 +8431,7 @@
           </w:tcPr>
           <w:p>
             <w:pPr>
-              <w:keepNext w:val="0"/>
+              <w:keepNext/>
               <w:spacing w:after="20"/>
               <w:jc w:val="right"/>
             </w:pPr>
@@ -8054,7 +8457,7 @@
           </w:tcPr>
           <w:p>
             <w:pPr>
-              <w:keepNext w:val="0"/>
+              <w:keepNext/>
               <w:spacing w:after="20"/>
             </w:pPr>
             <w:r/>
@@ -8074,7 +8477,7 @@
           </w:tcPr>
           <w:p>
             <w:pPr>
-              <w:keepNext w:val="0"/>
+              <w:keepNext/>
               <w:spacing w:after="20"/>
             </w:pPr>
             <w:r/>
@@ -8094,7 +8497,7 @@
           </w:tcPr>
           <w:p>
             <w:pPr>
-              <w:keepNext w:val="0"/>
+              <w:keepNext/>
               <w:spacing w:after="20"/>
               <w:jc w:val="right"/>
             </w:pPr>
@@ -8120,7 +8523,7 @@
           </w:tcPr>
           <w:p>
             <w:pPr>
-              <w:keepNext w:val="0"/>
+              <w:keepNext/>
               <w:spacing w:after="20"/>
             </w:pPr>
             <w:r/>
@@ -8140,7 +8543,7 @@
           </w:tcPr>
           <w:p>
             <w:pPr>
-              <w:keepNext w:val="0"/>
+              <w:keepNext/>
               <w:spacing w:after="20"/>
             </w:pPr>
             <w:r/>
@@ -8160,7 +8563,7 @@
           </w:tcPr>
           <w:p>
             <w:pPr>
-              <w:keepNext w:val="0"/>
+              <w:keepNext/>
               <w:spacing w:after="20"/>
               <w:jc w:val="right"/>
             </w:pPr>
@@ -8186,7 +8589,7 @@
           </w:tcPr>
           <w:p>
             <w:pPr>
-              <w:keepNext w:val="0"/>
+              <w:keepNext/>
               <w:spacing w:after="20"/>
             </w:pPr>
             <w:r/>
@@ -8206,7 +8609,7 @@
           </w:tcPr>
           <w:p>
             <w:pPr>
-              <w:keepNext w:val="0"/>
+              <w:keepNext/>
               <w:spacing w:after="20"/>
             </w:pPr>
             <w:r/>
@@ -8226,7 +8629,7 @@
           </w:tcPr>
           <w:p>
             <w:pPr>
-              <w:keepNext w:val="0"/>
+              <w:keepNext/>
               <w:spacing w:after="20"/>
               <w:jc w:val="right"/>
             </w:pPr>
@@ -8252,7 +8655,7 @@
           </w:tcPr>
           <w:p>
             <w:pPr>
-              <w:keepNext w:val="0"/>
+              <w:keepNext/>
               <w:spacing w:after="20"/>
             </w:pPr>
             <w:r/>
@@ -8272,7 +8675,7 @@
           </w:tcPr>
           <w:p>
             <w:pPr>
-              <w:keepNext w:val="0"/>
+              <w:keepNext/>
               <w:spacing w:after="20"/>
             </w:pPr>
             <w:r/>
@@ -8292,7 +8695,7 @@
           </w:tcPr>
           <w:p>
             <w:pPr>
-              <w:keepNext w:val="0"/>
+              <w:keepNext/>
               <w:spacing w:after="20"/>
               <w:jc w:val="right"/>
             </w:pPr>
@@ -8318,7 +8721,7 @@
           </w:tcPr>
           <w:p>
             <w:pPr>
-              <w:keepNext w:val="0"/>
+              <w:keepNext/>
               <w:spacing w:after="20"/>
             </w:pPr>
             <w:r/>
@@ -8338,7 +8741,7 @@
           </w:tcPr>
           <w:p>
             <w:pPr>
-              <w:keepNext w:val="0"/>
+              <w:keepNext/>
               <w:spacing w:after="20"/>
             </w:pPr>
             <w:r/>
@@ -8358,7 +8761,7 @@
           </w:tcPr>
           <w:p>
             <w:pPr>
-              <w:keepNext w:val="0"/>
+              <w:keepNext/>
               <w:spacing w:after="20"/>
               <w:jc w:val="right"/>
             </w:pPr>
@@ -8384,7 +8787,7 @@
           </w:tcPr>
           <w:p>
             <w:pPr>
-              <w:keepNext w:val="0"/>
+              <w:keepNext/>
               <w:spacing w:after="20"/>
             </w:pPr>
             <w:r/>
@@ -8404,7 +8807,7 @@
           </w:tcPr>
           <w:p>
             <w:pPr>
-              <w:keepNext w:val="0"/>
+              <w:keepNext/>
               <w:spacing w:after="20"/>
             </w:pPr>
             <w:r/>
@@ -8424,7 +8827,7 @@
           </w:tcPr>
           <w:p>
             <w:pPr>
-              <w:keepNext w:val="0"/>
+              <w:keepNext/>
               <w:spacing w:after="20"/>
               <w:jc w:val="right"/>
             </w:pPr>
@@ -8701,14 +9104,15 @@
     <w:tbl>
       <w:tblPr>
         <w:tblStyle w:val="TableGrid"/>
-        <w:tblW w:type="auto" w:w="0"/>
         <w:jc w:val="center"/>
+        <w:tblLayout w:type="fixed"/>
         <w:tblLook w:firstColumn="1" w:firstRow="1" w:lastColumn="0" w:lastRow="0" w:noHBand="0" w:noVBand="1" w:val="04A0"/>
+        <w:tblW w:w="9298" w:type="dxa"/>
       </w:tblPr>
       <w:tblGrid>
-        <w:gridCol w:w="3137"/>
-        <w:gridCol w:w="3137"/>
-        <w:gridCol w:w="3137"/>
+        <w:gridCol w:w="1927"/>
+        <w:gridCol w:w="4536"/>
+        <w:gridCol w:w="2835"/>
       </w:tblGrid>
       <w:tr>
         <w:trPr>
@@ -8811,7 +9215,6 @@
             <w:pPr>
               <w:keepNext/>
               <w:spacing w:after="20"/>
-              <w:jc w:val="right"/>
             </w:pPr>
             <w:r/>
             <w:r>
@@ -8877,7 +9280,6 @@
             <w:pPr>
               <w:keepNext/>
               <w:spacing w:after="20"/>
-              <w:jc w:val="right"/>
             </w:pPr>
             <w:r/>
             <w:r>
@@ -9140,12 +9542,13 @@
     <w:tbl>
       <w:tblPr>
         <w:tblStyle w:val="TableGrid"/>
-        <w:tblW w:type="auto" w:w="0"/>
+        <w:tblLayout w:type="fixed"/>
         <w:tblLook w:firstColumn="1" w:firstRow="1" w:lastColumn="0" w:lastRow="0" w:noHBand="0" w:noVBand="1" w:val="04A0"/>
+        <w:tblW w:w="9298" w:type="dxa"/>
       </w:tblPr>
       <w:tblGrid>
-        <w:gridCol w:w="4706"/>
-        <w:gridCol w:w="4706"/>
+        <w:gridCol w:w="4649"/>
+        <w:gridCol w:w="4649"/>
       </w:tblGrid>
       <w:tr>
         <w:trPr>
@@ -9355,14 +9758,15 @@
     <w:tbl>
       <w:tblPr>
         <w:tblStyle w:val="TableGrid"/>
-        <w:tblW w:type="auto" w:w="0"/>
         <w:jc w:val="center"/>
+        <w:tblLayout w:type="fixed"/>
         <w:tblLook w:firstColumn="1" w:firstRow="1" w:lastColumn="0" w:lastRow="0" w:noHBand="0" w:noVBand="1" w:val="04A0"/>
+        <w:tblW w:w="9298" w:type="dxa"/>
       </w:tblPr>
       <w:tblGrid>
-        <w:gridCol w:w="3137"/>
-        <w:gridCol w:w="3137"/>
-        <w:gridCol w:w="3137"/>
+        <w:gridCol w:w="3628"/>
+        <w:gridCol w:w="3061"/>
+        <w:gridCol w:w="2608"/>
       </w:tblGrid>
       <w:tr>
         <w:trPr>
@@ -9465,7 +9869,6 @@
             <w:pPr>
               <w:keepNext/>
               <w:spacing w:after="20"/>
-              <w:jc w:val="right"/>
             </w:pPr>
             <w:r/>
             <w:r>
@@ -9486,7 +9889,6 @@
             <w:pPr>
               <w:keepNext/>
               <w:spacing w:after="20"/>
-              <w:jc w:val="right"/>
             </w:pPr>
             <w:r/>
             <w:r>
@@ -9532,7 +9934,6 @@
             <w:pPr>
               <w:keepNext/>
               <w:spacing w:after="20"/>
-              <w:jc w:val="right"/>
             </w:pPr>
             <w:r/>
             <w:r>
@@ -9553,7 +9954,6 @@
             <w:pPr>
               <w:keepNext/>
               <w:spacing w:after="20"/>
-              <w:jc w:val="right"/>
             </w:pPr>
             <w:r/>
             <w:r>
@@ -9599,7 +9999,6 @@
             <w:pPr>
               <w:keepNext/>
               <w:spacing w:after="20"/>
-              <w:jc w:val="right"/>
             </w:pPr>
             <w:r/>
             <w:r>
@@ -9620,7 +10019,6 @@
             <w:pPr>
               <w:keepNext/>
               <w:spacing w:after="20"/>
-              <w:jc w:val="right"/>
             </w:pPr>
             <w:r/>
             <w:r>
@@ -9666,7 +10064,6 @@
             <w:pPr>
               <w:keepNext/>
               <w:spacing w:after="20"/>
-              <w:jc w:val="right"/>
             </w:pPr>
             <w:r/>
             <w:r>
@@ -9687,7 +10084,6 @@
             <w:pPr>
               <w:keepNext/>
               <w:spacing w:after="20"/>
-              <w:jc w:val="right"/>
             </w:pPr>
             <w:r/>
             <w:r>
@@ -9733,7 +10129,6 @@
             <w:pPr>
               <w:keepNext/>
               <w:spacing w:after="20"/>
-              <w:jc w:val="right"/>
             </w:pPr>
             <w:r/>
             <w:r>
@@ -9754,7 +10149,6 @@
             <w:pPr>
               <w:keepNext/>
               <w:spacing w:after="20"/>
-              <w:jc w:val="right"/>
             </w:pPr>
             <w:r/>
             <w:r>
@@ -9800,7 +10194,6 @@
             <w:pPr>
               <w:keepNext/>
               <w:spacing w:after="20"/>
-              <w:jc w:val="right"/>
             </w:pPr>
             <w:r/>
             <w:r>
@@ -9821,7 +10214,6 @@
             <w:pPr>
               <w:keepNext/>
               <w:spacing w:after="20"/>
-              <w:jc w:val="right"/>
             </w:pPr>
             <w:r/>
             <w:r>
